--- a/templates/FSED-Seminar.docx
+++ b/templates/FSED-Seminar.docx
@@ -1072,7 +1072,7 @@
                                 <w:szCs w:val="22"/>
                                 <w:lang w:val="en-US"/>
                               </w:rPr>
-                              <w:t>{ADDRESS</w:t>
+                              <w:t>{ADDRESS}</w:t>
                             </w:r>
                           </w:p>
                         </w:txbxContent>
@@ -1113,7 +1113,7 @@
                           <w:szCs w:val="22"/>
                           <w:lang w:val="en-US"/>
                         </w:rPr>
-                        <w:t>{ADDRESS</w:t>
+                        <w:t>{ADDRESS}</w:t>
                       </w:r>
                     </w:p>
                   </w:txbxContent>
@@ -2013,8 +2013,6 @@
           <w:rFonts w:ascii="Arial" w:hAnsi="Arial" w:cs="Arial"/>
         </w:rPr>
       </w:pPr>
-      <w:bookmarkStart w:id="0" w:name="_GoBack"/>
-      <w:bookmarkEnd w:id="0"/>
       <w:r>
         <w:rPr>
           <w:rFonts w:ascii="Arial" w:hAnsi="Arial" w:cs="Arial"/>
@@ -3056,7 +3054,9 @@
         </w:rPr>
         <w:t>___________________________________</w:t>
       </w:r>
-    </w:p>
+      <w:bookmarkStart w:id="0" w:name="_GoBack"/>
+    </w:p>
+    <w:bookmarkEnd w:id="0"/>
     <w:p>
       <w:pPr>
         <w:spacing w:after="0" w:line="240" w:lineRule="auto"/>
@@ -3742,6 +3742,18 @@
         </w:rPr>
         <w:t xml:space="preserve">                                                                                                                                                                                                                                                           </w:t>
       </w:r>
+    </w:p>
+    <w:p>
+      <w:pPr>
+        <w:spacing w:after="0" w:line="480" w:lineRule="auto"/>
+        <w:ind w:left="-900" w:right="-1440" w:firstLine="270"/>
+        <w:rPr>
+          <w:rFonts w:ascii="Arial" w:hAnsi="Arial" w:cs="Arial"/>
+          <w:b/>
+          <w:sz w:val="20"/>
+          <w:szCs w:val="20"/>
+        </w:rPr>
+      </w:pPr>
     </w:p>
     <w:p>
       <w:pPr>

--- a/templates/FSED-Seminar.docx
+++ b/templates/FSED-Seminar.docx
@@ -2028,7 +2028,7 @@
                 <wp:positionV relativeFrom="paragraph">
                   <wp:posOffset>103505</wp:posOffset>
                 </wp:positionV>
-                <wp:extent cx="2705100" cy="885825"/>
+                <wp:extent cx="2705100" cy="944880"/>
                 <wp:effectExtent l="0" t="0" r="0" b="0"/>
                 <wp:wrapNone/>
                 <wp:docPr id="307" name="Text Box 2"/>
@@ -2042,7 +2042,7 @@
                       <wps:spPr bwMode="auto">
                         <a:xfrm>
                           <a:off x="0" y="0"/>
-                          <a:ext cx="2705100" cy="885825"/>
+                          <a:ext cx="2705100" cy="944880"/>
                         </a:xfrm>
                         <a:prstGeom prst="rect">
                           <a:avLst/>
@@ -2110,66 +2110,7 @@
                               <w:rPr>
                                 <w:rFonts w:ascii="Arial" w:hAnsi="Arial" w:cs="Arial"/>
                               </w:rPr>
-                              <w:t>Date: ________________________</w:t>
-                            </w:r>
-                            <w:r>
-                              <w:rPr>
-                                <w:rFonts w:ascii="Arial" w:hAnsi="Arial" w:cs="Arial"/>
-                              </w:rPr>
-                              <w:drawing>
-                                <wp:inline distT="0" distB="0" distL="0" distR="0">
-                                  <wp:extent cx="1371600" cy="276225"/>
-                                  <wp:effectExtent l="0" t="0" r="0" b="0"/>
-                                  <wp:docPr id="4" name="Picture 4"/>
-                                  <wp:cNvGraphicFramePr>
-                                    <a:graphicFrameLocks xmlns:a="http://schemas.openxmlformats.org/drawingml/2006/main" noChangeAspect="1"/>
-                                  </wp:cNvGraphicFramePr>
-                                  <a:graphic xmlns:a="http://schemas.openxmlformats.org/drawingml/2006/main">
-                                    <a:graphicData uri="http://schemas.openxmlformats.org/drawingml/2006/picture">
-                                      <pic:pic xmlns:pic="http://schemas.openxmlformats.org/drawingml/2006/picture">
-                                        <pic:nvPicPr>
-                                          <pic:cNvPr id="4" name="Picture 4"/>
-                                          <pic:cNvPicPr>
-                                            <a:picLocks noChangeAspect="1" noChangeArrowheads="1"/>
-                                          </pic:cNvPicPr>
-                                        </pic:nvPicPr>
-                                        <pic:blipFill>
-                                          <a:blip r:embed="rId8">
-                                            <a:extLst>
-                                              <a:ext uri="{28A0092B-C50C-407E-A947-70E740481C1C}">
-                                                <a14:useLocalDpi xmlns:a14="http://schemas.microsoft.com/office/drawing/2010/main" val="0"/>
-                                              </a:ext>
-                                            </a:extLst>
-                                          </a:blip>
-                                          <a:srcRect/>
-                                          <a:stretch>
-                                            <a:fillRect/>
-                                          </a:stretch>
-                                        </pic:blipFill>
-                                        <pic:spPr>
-                                          <a:xfrm>
-                                            <a:off x="0" y="0"/>
-                                            <a:ext cx="1371600" cy="276225"/>
-                                          </a:xfrm>
-                                          <a:prstGeom prst="rect">
-                                            <a:avLst/>
-                                          </a:prstGeom>
-                                          <a:noFill/>
-                                          <a:ln>
-                                            <a:noFill/>
-                                          </a:ln>
-                                        </pic:spPr>
-                                      </pic:pic>
-                                    </a:graphicData>
-                                  </a:graphic>
-                                </wp:inline>
-                              </w:drawing>
-                            </w:r>
-                            <w:r>
-                              <w:rPr>
-                                <w:rFonts w:ascii="Arial" w:hAnsi="Arial" w:cs="Arial"/>
-                              </w:rPr>
-                              <w:t>_____</w:t>
+                              <w:t>Date:______________</w:t>
                             </w:r>
                           </w:p>
                         </w:txbxContent>
@@ -2185,7 +2126,7 @@
           </mc:Choice>
           <mc:Fallback>
             <w:pict>
-              <v:shape id="Text Box 2" o:spid="_x0000_s1026" o:spt="202" type="#_x0000_t202" style="position:absolute;left:0pt;margin-left:-12pt;margin-top:8.15pt;height:69.75pt;width:213pt;z-index:251662336;mso-width-relative:page;mso-height-relative:page;" filled="f" stroked="f" coordsize="21600,21600" o:gfxdata="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">
+              <v:shape id="Text Box 2" o:spid="_x0000_s1026" o:spt="202" type="#_x0000_t202" style="position:absolute;left:0pt;margin-left:-12pt;margin-top:8.15pt;height:74.4pt;width:213pt;z-index:251662336;mso-width-relative:page;mso-height-relative:page;" filled="f" stroked="f" coordsize="21600,21600" o:gfxdata="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">
                 <v:fill on="f" focussize="0,0"/>
                 <v:stroke on="f" miterlimit="8" joinstyle="miter"/>
                 <v:imagedata o:title=""/>
@@ -2247,66 +2188,7 @@
                         <w:rPr>
                           <w:rFonts w:ascii="Arial" w:hAnsi="Arial" w:cs="Arial"/>
                         </w:rPr>
-                        <w:t>Date: ________________________</w:t>
-                      </w:r>
-                      <w:r>
-                        <w:rPr>
-                          <w:rFonts w:ascii="Arial" w:hAnsi="Arial" w:cs="Arial"/>
-                        </w:rPr>
-                        <w:drawing>
-                          <wp:inline distT="0" distB="0" distL="0" distR="0">
-                            <wp:extent cx="1371600" cy="276225"/>
-                            <wp:effectExtent l="0" t="0" r="0" b="0"/>
-                            <wp:docPr id="4" name="Picture 4"/>
-                            <wp:cNvGraphicFramePr>
-                              <a:graphicFrameLocks xmlns:a="http://schemas.openxmlformats.org/drawingml/2006/main" noChangeAspect="1"/>
-                            </wp:cNvGraphicFramePr>
-                            <a:graphic xmlns:a="http://schemas.openxmlformats.org/drawingml/2006/main">
-                              <a:graphicData uri="http://schemas.openxmlformats.org/drawingml/2006/picture">
-                                <pic:pic xmlns:pic="http://schemas.openxmlformats.org/drawingml/2006/picture">
-                                  <pic:nvPicPr>
-                                    <pic:cNvPr id="4" name="Picture 4"/>
-                                    <pic:cNvPicPr>
-                                      <a:picLocks noChangeAspect="1" noChangeArrowheads="1"/>
-                                    </pic:cNvPicPr>
-                                  </pic:nvPicPr>
-                                  <pic:blipFill>
-                                    <a:blip r:embed="rId8">
-                                      <a:extLst>
-                                        <a:ext uri="{28A0092B-C50C-407E-A947-70E740481C1C}">
-                                          <a14:useLocalDpi xmlns:a14="http://schemas.microsoft.com/office/drawing/2010/main" val="0"/>
-                                        </a:ext>
-                                      </a:extLst>
-                                    </a:blip>
-                                    <a:srcRect/>
-                                    <a:stretch>
-                                      <a:fillRect/>
-                                    </a:stretch>
-                                  </pic:blipFill>
-                                  <pic:spPr>
-                                    <a:xfrm>
-                                      <a:off x="0" y="0"/>
-                                      <a:ext cx="1371600" cy="276225"/>
-                                    </a:xfrm>
-                                    <a:prstGeom prst="rect">
-                                      <a:avLst/>
-                                    </a:prstGeom>
-                                    <a:noFill/>
-                                    <a:ln>
-                                      <a:noFill/>
-                                    </a:ln>
-                                  </pic:spPr>
-                                </pic:pic>
-                              </a:graphicData>
-                            </a:graphic>
-                          </wp:inline>
-                        </w:drawing>
-                      </w:r>
-                      <w:r>
-                        <w:rPr>
-                          <w:rFonts w:ascii="Arial" w:hAnsi="Arial" w:cs="Arial"/>
-                        </w:rPr>
-                        <w:t>_____</w:t>
+                        <w:t>Date:______________</w:t>
                       </w:r>
                     </w:p>
                   </w:txbxContent>
@@ -2841,6 +2723,8 @@
           <w:rFonts w:ascii="Arial" w:hAnsi="Arial" w:cs="Arial"/>
         </w:rPr>
       </w:pPr>
+      <w:bookmarkStart w:id="0" w:name="_GoBack"/>
+      <w:bookmarkEnd w:id="0"/>
       <w:r>
         <w:rPr>
           <w:rFonts w:ascii="Times New Roman" w:hAnsi="Times New Roman" w:cs="Times New Roman"/>
@@ -2984,79 +2868,10 @@
       <w:r>
         <w:rPr>
           <w:rFonts w:ascii="Arial" w:hAnsi="Arial" w:cs="Arial"/>
-          <w:lang w:val="en-US" w:eastAsia="en-US"/>
-        </w:rPr>
-        <mc:AlternateContent>
-          <mc:Choice Requires="wps">
-            <w:drawing>
-              <wp:anchor distT="0" distB="0" distL="114300" distR="114300" simplePos="0" relativeHeight="251676672" behindDoc="0" locked="0" layoutInCell="1" allowOverlap="1">
-                <wp:simplePos x="0" y="0"/>
-                <wp:positionH relativeFrom="column">
-                  <wp:posOffset>292735</wp:posOffset>
-                </wp:positionH>
-                <wp:positionV relativeFrom="paragraph">
-                  <wp:posOffset>50800</wp:posOffset>
-                </wp:positionV>
-                <wp:extent cx="876935" cy="5080"/>
-                <wp:effectExtent l="0" t="0" r="0" b="0"/>
-                <wp:wrapNone/>
-                <wp:docPr id="11" name="Straight Connector 11"/>
-                <wp:cNvGraphicFramePr/>
-                <a:graphic xmlns:a="http://schemas.openxmlformats.org/drawingml/2006/main">
-                  <a:graphicData uri="http://schemas.microsoft.com/office/word/2010/wordprocessingShape">
-                    <wps:wsp>
-                      <wps:cNvCnPr/>
-                      <wps:spPr>
-                        <a:xfrm>
-                          <a:off x="0" y="0"/>
-                          <a:ext cx="876935" cy="5080"/>
-                        </a:xfrm>
-                        <a:prstGeom prst="line">
-                          <a:avLst/>
-                        </a:prstGeom>
-                      </wps:spPr>
-                      <wps:style>
-                        <a:lnRef idx="1">
-                          <a:schemeClr val="dk1"/>
-                        </a:lnRef>
-                        <a:fillRef idx="0">
-                          <a:schemeClr val="dk1"/>
-                        </a:fillRef>
-                        <a:effectRef idx="0">
-                          <a:schemeClr val="dk1"/>
-                        </a:effectRef>
-                        <a:fontRef idx="minor">
-                          <a:schemeClr val="tx1"/>
-                        </a:fontRef>
-                      </wps:style>
-                      <wps:bodyPr/>
-                    </wps:wsp>
-                  </a:graphicData>
-                </a:graphic>
-              </wp:anchor>
-            </w:drawing>
-          </mc:Choice>
-          <mc:Fallback>
-            <w:pict>
-              <v:line id="_x0000_s1026" o:spid="_x0000_s1026" o:spt="20" style="position:absolute;left:0pt;margin-left:23.05pt;margin-top:4pt;height:0.4pt;width:69.05pt;z-index:251676672;mso-width-relative:page;mso-height-relative:page;" filled="f" stroked="t" coordsize="21600,21600" o:gfxdata="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">
-                <v:fill on="f" focussize="0,0"/>
-                <v:stroke color="#000000 [3200]" joinstyle="round"/>
-                <v:imagedata o:title=""/>
-                <o:lock v:ext="edit" aspectratio="f"/>
-              </v:line>
-            </w:pict>
-          </mc:Fallback>
-        </mc:AlternateContent>
-      </w:r>
-      <w:r>
-        <w:rPr>
-          <w:rFonts w:ascii="Arial" w:hAnsi="Arial" w:cs="Arial"/>
         </w:rPr>
         <w:t>___________________________________</w:t>
       </w:r>
-      <w:bookmarkStart w:id="0" w:name="_GoBack"/>
-    </w:p>
-    <w:bookmarkEnd w:id="0"/>
+    </w:p>
     <w:p>
       <w:pPr>
         <w:spacing w:after="0" w:line="240" w:lineRule="auto"/>

--- a/templates/FSED-Seminar.docx
+++ b/templates/FSED-Seminar.docx
@@ -523,7 +523,30 @@
           <w:szCs w:val="32"/>
           <w:u w:val="single"/>
         </w:rPr>
-        <w:t xml:space="preserve">R10-COFD          </w:t>
+        <w:t>R10-COFD</w:t>
+      </w:r>
+      <w:r>
+        <w:rPr>
+          <w:rFonts w:hint="default" w:ascii="Arial" w:hAnsi="Arial" w:cs="Arial"/>
+          <w:b/>
+          <w:bCs/>
+          <w:sz w:val="32"/>
+          <w:szCs w:val="32"/>
+          <w:u w:val="single"/>
+          <w:lang w:val="en-US"/>
+        </w:rPr>
+        <w:t>-</w:t>
+      </w:r>
+      <w:r>
+        <w:rPr>
+          <w:rFonts w:ascii="Arial" w:hAnsi="Arial" w:cs="Arial"/>
+          <w:b/>
+          <w:bCs/>
+          <w:sz w:val="32"/>
+          <w:szCs w:val="32"/>
+          <w:u w:val="single"/>
+        </w:rPr>
+        <w:t xml:space="preserve">          </w:t>
       </w:r>
       <w:r>
         <w:rPr>
@@ -1007,6 +1030,123 @@
         <mc:AlternateContent>
           <mc:Choice Requires="wps">
             <w:drawing>
+              <wp:anchor distT="0" distB="0" distL="114300" distR="114300" simplePos="0" relativeHeight="251670528" behindDoc="0" locked="0" layoutInCell="1" allowOverlap="1">
+                <wp:simplePos x="0" y="0"/>
+                <wp:positionH relativeFrom="column">
+                  <wp:posOffset>205740</wp:posOffset>
+                </wp:positionH>
+                <wp:positionV relativeFrom="paragraph">
+                  <wp:posOffset>99695</wp:posOffset>
+                </wp:positionV>
+                <wp:extent cx="1695450" cy="276225"/>
+                <wp:effectExtent l="0" t="0" r="0" b="0"/>
+                <wp:wrapNone/>
+                <wp:docPr id="14" name="Text Box 14"/>
+                <wp:cNvGraphicFramePr/>
+                <a:graphic xmlns:a="http://schemas.openxmlformats.org/drawingml/2006/main">
+                  <a:graphicData uri="http://schemas.microsoft.com/office/word/2010/wordprocessingShape">
+                    <wps:wsp>
+                      <wps:cNvSpPr txBox="1"/>
+                      <wps:spPr>
+                        <a:xfrm>
+                          <a:off x="0" y="0"/>
+                          <a:ext cx="1695450" cy="276225"/>
+                        </a:xfrm>
+                        <a:prstGeom prst="rect">
+                          <a:avLst/>
+                        </a:prstGeom>
+                        <a:noFill/>
+                        <a:ln w="6350">
+                          <a:noFill/>
+                        </a:ln>
+                        <a:effectLst/>
+                      </wps:spPr>
+                      <wps:style>
+                        <a:lnRef idx="0">
+                          <a:schemeClr val="accent1"/>
+                        </a:lnRef>
+                        <a:fillRef idx="0">
+                          <a:schemeClr val="accent1"/>
+                        </a:fillRef>
+                        <a:effectRef idx="0">
+                          <a:schemeClr val="accent1"/>
+                        </a:effectRef>
+                        <a:fontRef idx="minor">
+                          <a:schemeClr val="dk1"/>
+                        </a:fontRef>
+                      </wps:style>
+                      <wps:txbx>
+                        <w:txbxContent>
+                          <w:p>
+                            <w:pPr>
+                              <w:spacing w:after="0" w:line="240" w:lineRule="auto"/>
+                              <w:jc w:val="center"/>
+                              <w:rPr>
+                                <w:rFonts w:hint="default"/>
+                                <w:lang w:val="en-US"/>
+                              </w:rPr>
+                            </w:pPr>
+                            <w:r>
+                              <w:rPr>
+                                <w:rFonts w:hint="default"/>
+                                <w:lang w:val="en-US"/>
+                              </w:rPr>
+                              <w:t>{CLEARANCE_DATE}</w:t>
+                            </w:r>
+                          </w:p>
+                        </w:txbxContent>
+                      </wps:txbx>
+                      <wps:bodyPr rot="0" spcFirstLastPara="0" vertOverflow="overflow" horzOverflow="overflow" vert="horz" wrap="square" lIns="91440" tIns="45720" rIns="91440" bIns="45720" numCol="1" spcCol="0" rtlCol="0" fromWordArt="0" anchor="t" anchorCtr="0" forceAA="0" compatLnSpc="1">
+                        <a:noAutofit/>
+                      </wps:bodyPr>
+                    </wps:wsp>
+                  </a:graphicData>
+                </a:graphic>
+              </wp:anchor>
+            </w:drawing>
+          </mc:Choice>
+          <mc:Fallback>
+            <w:pict>
+              <v:shape id="_x0000_s1026" o:spid="_x0000_s1026" o:spt="202" type="#_x0000_t202" style="position:absolute;left:0pt;margin-left:16.2pt;margin-top:7.85pt;height:21.75pt;width:133.5pt;z-index:251670528;mso-width-relative:page;mso-height-relative:page;" filled="f" stroked="f" coordsize="21600,21600" o:gfxdata="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">
+                <v:fill on="f" focussize="0,0"/>
+                <v:stroke on="f" weight="0.5pt"/>
+                <v:imagedata o:title=""/>
+                <o:lock v:ext="edit" aspectratio="f"/>
+                <v:textbox>
+                  <w:txbxContent>
+                    <w:p>
+                      <w:pPr>
+                        <w:spacing w:after="0" w:line="240" w:lineRule="auto"/>
+                        <w:jc w:val="center"/>
+                        <w:rPr>
+                          <w:rFonts w:hint="default"/>
+                          <w:lang w:val="en-US"/>
+                        </w:rPr>
+                      </w:pPr>
+                      <w:r>
+                        <w:rPr>
+                          <w:rFonts w:hint="default"/>
+                          <w:lang w:val="en-US"/>
+                        </w:rPr>
+                        <w:t>{CLEARANCE_DATE}</w:t>
+                      </w:r>
+                    </w:p>
+                  </w:txbxContent>
+                </v:textbox>
+              </v:shape>
+            </w:pict>
+          </mc:Fallback>
+        </mc:AlternateContent>
+      </w:r>
+      <w:r>
+        <w:rPr>
+          <w:rFonts w:ascii="Times New Roman" w:hAnsi="Times New Roman" w:cs="Times New Roman"/>
+          <w:sz w:val="24"/>
+          <w:szCs w:val="24"/>
+        </w:rPr>
+        <mc:AlternateContent>
+          <mc:Choice Requires="wps">
+            <w:drawing>
               <wp:anchor distT="0" distB="0" distL="114300" distR="114300" simplePos="0" relativeHeight="251668480" behindDoc="0" locked="0" layoutInCell="1" allowOverlap="1">
                 <wp:simplePos x="0" y="0"/>
                 <wp:positionH relativeFrom="column">
@@ -1123,99 +1263,6 @@
           </mc:Fallback>
         </mc:AlternateContent>
       </w:r>
-      <w:r>
-        <w:rPr>
-          <w:rFonts w:ascii="Times New Roman" w:hAnsi="Times New Roman" w:cs="Times New Roman"/>
-          <w:sz w:val="24"/>
-          <w:szCs w:val="24"/>
-        </w:rPr>
-        <mc:AlternateContent>
-          <mc:Choice Requires="wps">
-            <w:drawing>
-              <wp:anchor distT="0" distB="0" distL="114300" distR="114300" simplePos="0" relativeHeight="251670528" behindDoc="0" locked="0" layoutInCell="1" allowOverlap="1">
-                <wp:simplePos x="0" y="0"/>
-                <wp:positionH relativeFrom="column">
-                  <wp:posOffset>200025</wp:posOffset>
-                </wp:positionH>
-                <wp:positionV relativeFrom="paragraph">
-                  <wp:posOffset>42545</wp:posOffset>
-                </wp:positionV>
-                <wp:extent cx="1695450" cy="276225"/>
-                <wp:effectExtent l="0" t="0" r="0" b="0"/>
-                <wp:wrapNone/>
-                <wp:docPr id="14" name="Text Box 14"/>
-                <wp:cNvGraphicFramePr/>
-                <a:graphic xmlns:a="http://schemas.openxmlformats.org/drawingml/2006/main">
-                  <a:graphicData uri="http://schemas.microsoft.com/office/word/2010/wordprocessingShape">
-                    <wps:wsp>
-                      <wps:cNvSpPr txBox="1"/>
-                      <wps:spPr>
-                        <a:xfrm>
-                          <a:off x="0" y="0"/>
-                          <a:ext cx="1695450" cy="276225"/>
-                        </a:xfrm>
-                        <a:prstGeom prst="rect">
-                          <a:avLst/>
-                        </a:prstGeom>
-                        <a:noFill/>
-                        <a:ln w="6350">
-                          <a:noFill/>
-                        </a:ln>
-                        <a:effectLst/>
-                      </wps:spPr>
-                      <wps:style>
-                        <a:lnRef idx="0">
-                          <a:schemeClr val="accent1"/>
-                        </a:lnRef>
-                        <a:fillRef idx="0">
-                          <a:schemeClr val="accent1"/>
-                        </a:fillRef>
-                        <a:effectRef idx="0">
-                          <a:schemeClr val="accent1"/>
-                        </a:effectRef>
-                        <a:fontRef idx="minor">
-                          <a:schemeClr val="dk1"/>
-                        </a:fontRef>
-                      </wps:style>
-                      <wps:txbx>
-                        <w:txbxContent>
-                          <w:p>
-                            <w:pPr>
-                              <w:spacing w:after="0" w:line="240" w:lineRule="auto"/>
-                            </w:pPr>
-                          </w:p>
-                        </w:txbxContent>
-                      </wps:txbx>
-                      <wps:bodyPr rot="0" spcFirstLastPara="0" vertOverflow="overflow" horzOverflow="overflow" vert="horz" wrap="square" lIns="91440" tIns="45720" rIns="91440" bIns="45720" numCol="1" spcCol="0" rtlCol="0" fromWordArt="0" anchor="t" anchorCtr="0" forceAA="0" compatLnSpc="1">
-                        <a:noAutofit/>
-                      </wps:bodyPr>
-                    </wps:wsp>
-                  </a:graphicData>
-                </a:graphic>
-              </wp:anchor>
-            </w:drawing>
-          </mc:Choice>
-          <mc:Fallback>
-            <w:pict>
-              <v:shape id="_x0000_s1026" o:spid="_x0000_s1026" o:spt="202" type="#_x0000_t202" style="position:absolute;left:0pt;margin-left:15.75pt;margin-top:3.35pt;height:21.75pt;width:133.5pt;z-index:251670528;mso-width-relative:page;mso-height-relative:page;" filled="f" stroked="f" coordsize="21600,21600" o:gfxdata="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">
-                <v:fill on="f" focussize="0,0"/>
-                <v:stroke on="f" weight="0.5pt"/>
-                <v:imagedata o:title=""/>
-                <o:lock v:ext="edit" aspectratio="f"/>
-                <v:textbox>
-                  <w:txbxContent>
-                    <w:p>
-                      <w:pPr>
-                        <w:spacing w:after="0" w:line="240" w:lineRule="auto"/>
-                      </w:pPr>
-                    </w:p>
-                  </w:txbxContent>
-                </v:textbox>
-              </v:shape>
-            </w:pict>
-          </mc:Fallback>
-        </mc:AlternateContent>
-      </w:r>
     </w:p>
     <w:p>
       <w:pPr>
@@ -1237,7 +1284,16 @@
           <w:rFonts w:ascii="Arial" w:hAnsi="Arial" w:cs="Arial"/>
           <w:i/>
         </w:rPr>
-        <w:t xml:space="preserve">                                                                                                                                                       </w:t>
+        <w:t xml:space="preserve">                                 </w:t>
+      </w:r>
+      <w:bookmarkStart w:id="0" w:name="_GoBack"/>
+      <w:bookmarkEnd w:id="0"/>
+      <w:r>
+        <w:rPr>
+          <w:rFonts w:ascii="Arial" w:hAnsi="Arial" w:cs="Arial"/>
+          <w:i/>
+        </w:rPr>
+        <w:t xml:space="preserve">                                                                                                                      </w:t>
       </w:r>
     </w:p>
     <w:p>
@@ -2723,8 +2779,6 @@
           <w:rFonts w:ascii="Arial" w:hAnsi="Arial" w:cs="Arial"/>
         </w:rPr>
       </w:pPr>
-      <w:bookmarkStart w:id="0" w:name="_GoBack"/>
-      <w:bookmarkEnd w:id="0"/>
       <w:r>
         <w:rPr>
           <w:rFonts w:ascii="Times New Roman" w:hAnsi="Times New Roman" w:cs="Times New Roman"/>

--- a/templates/FSED-Seminar.docx
+++ b/templates/FSED-Seminar.docx
@@ -1107,7 +1107,7 @@
           </mc:Choice>
           <mc:Fallback>
             <w:pict>
-              <v:shape id="_x0000_s1026" o:spid="_x0000_s1026" o:spt="202" type="#_x0000_t202" style="position:absolute;left:0pt;margin-left:16.2pt;margin-top:7.85pt;height:21.75pt;width:133.5pt;z-index:251670528;mso-width-relative:page;mso-height-relative:page;" filled="f" stroked="f" coordsize="21600,21600" o:gfxdata="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">
+              <v:shape id="_x0000_s1026" o:spid="_x0000_s1026" o:spt="202" type="#_x0000_t202" style="position:absolute;left:0pt;margin-left:16.2pt;margin-top:7.85pt;height:21.75pt;width:133.5pt;z-index:251670528;mso-width-relative:page;mso-height-relative:page;" filled="f" stroked="f" coordsize="21600,21600" o:gfxdata="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">
                 <v:fill on="f" focussize="0,0"/>
                 <v:stroke on="f" weight="0.5pt"/>
                 <v:imagedata o:title=""/>
@@ -1284,16 +1284,7 @@
           <w:rFonts w:ascii="Arial" w:hAnsi="Arial" w:cs="Arial"/>
           <w:i/>
         </w:rPr>
-        <w:t xml:space="preserve">                                 </w:t>
-      </w:r>
-      <w:bookmarkStart w:id="0" w:name="_GoBack"/>
-      <w:bookmarkEnd w:id="0"/>
-      <w:r>
-        <w:rPr>
-          <w:rFonts w:ascii="Arial" w:hAnsi="Arial" w:cs="Arial"/>
-          <w:i/>
-        </w:rPr>
-        <w:t xml:space="preserve">                                                                                                                      </w:t>
+        <w:t xml:space="preserve">                                                                                                                                                       </w:t>
       </w:r>
     </w:p>
     <w:p>
@@ -2985,14 +2976,14 @@
         <w:rPr>
           <w:rFonts w:ascii="Arial" w:hAnsi="Arial" w:cs="Arial"/>
         </w:rPr>
-        <w:t xml:space="preserve">      </w:t>
+        <w:t xml:space="preserve">  </w:t>
       </w:r>
       <w:r>
         <w:rPr>
           <w:rFonts w:hint="default" w:ascii="Arial" w:hAnsi="Arial" w:cs="Arial"/>
           <w:lang w:val="en-US"/>
         </w:rPr>
-        <w:t xml:space="preserve">            {</w:t>
+        <w:t>{</w:t>
       </w:r>
       <w:r>
         <w:rPr>
@@ -3027,6 +3018,8 @@
           <w:rFonts w:ascii="Arial" w:hAnsi="Arial" w:cs="Arial"/>
         </w:rPr>
       </w:pPr>
+      <w:bookmarkStart w:id="0" w:name="_GoBack"/>
+      <w:bookmarkEnd w:id="0"/>
     </w:p>
     <w:p>
       <w:pPr>
@@ -3295,69 +3288,84 @@
       <w:pPr>
         <w:spacing w:after="0" w:line="240" w:lineRule="auto"/>
         <w:rPr>
-          <w:rFonts w:ascii="Arial Narrow" w:hAnsi="Arial Narrow" w:cs="Arial"/>
-        </w:rPr>
-      </w:pPr>
-      <w:r>
-        <w:rPr>
-          <w:rFonts w:ascii="Arial" w:hAnsi="Arial" w:cs="Arial"/>
-        </w:rPr>
-        <w:tab/>
-      </w:r>
-      <w:r>
-        <w:rPr>
-          <w:rFonts w:ascii="Arial" w:hAnsi="Arial" w:cs="Arial"/>
-        </w:rPr>
-        <w:tab/>
-      </w:r>
-      <w:r>
-        <w:rPr>
-          <w:rFonts w:ascii="Arial" w:hAnsi="Arial" w:cs="Arial"/>
-        </w:rPr>
-        <w:tab/>
-      </w:r>
-      <w:r>
-        <w:rPr>
-          <w:rFonts w:ascii="Arial" w:hAnsi="Arial" w:cs="Arial"/>
-        </w:rPr>
-        <w:tab/>
-      </w:r>
-      <w:r>
-        <w:rPr>
-          <w:rFonts w:ascii="Arial" w:hAnsi="Arial" w:cs="Arial"/>
-        </w:rPr>
-        <w:tab/>
-      </w:r>
-      <w:r>
-        <w:rPr>
-          <w:rFonts w:ascii="Arial" w:hAnsi="Arial" w:cs="Arial"/>
-        </w:rPr>
-        <w:tab/>
-      </w:r>
-      <w:r>
-        <w:rPr>
-          <w:rFonts w:ascii="Arial" w:hAnsi="Arial" w:cs="Arial"/>
-        </w:rPr>
-        <w:tab/>
-      </w:r>
-      <w:r>
-        <w:rPr>
-          <w:rFonts w:ascii="Arial" w:hAnsi="Arial" w:cs="Arial"/>
-        </w:rPr>
-        <w:t xml:space="preserve">              </w:t>
+          <w:rFonts w:hint="default" w:ascii="Arial Narrow" w:hAnsi="Arial Narrow" w:cs="Arial"/>
+          <w:sz w:val="20"/>
+          <w:szCs w:val="20"/>
+          <w:lang w:val="en-US"/>
+        </w:rPr>
+      </w:pPr>
+      <w:r>
+        <w:rPr>
+          <w:rFonts w:ascii="Arial" w:hAnsi="Arial" w:cs="Arial"/>
+          <w:sz w:val="20"/>
+          <w:szCs w:val="20"/>
+        </w:rPr>
+        <w:tab/>
+      </w:r>
+      <w:r>
+        <w:rPr>
+          <w:rFonts w:ascii="Arial" w:hAnsi="Arial" w:cs="Arial"/>
+          <w:sz w:val="20"/>
+          <w:szCs w:val="20"/>
+        </w:rPr>
+        <w:tab/>
+      </w:r>
+      <w:r>
+        <w:rPr>
+          <w:rFonts w:ascii="Arial" w:hAnsi="Arial" w:cs="Arial"/>
+          <w:sz w:val="20"/>
+          <w:szCs w:val="20"/>
+        </w:rPr>
+        <w:tab/>
+      </w:r>
+      <w:r>
+        <w:rPr>
+          <w:rFonts w:ascii="Arial" w:hAnsi="Arial" w:cs="Arial"/>
+          <w:sz w:val="20"/>
+          <w:szCs w:val="20"/>
+        </w:rPr>
+        <w:tab/>
+      </w:r>
+      <w:r>
+        <w:rPr>
+          <w:rFonts w:ascii="Arial" w:hAnsi="Arial" w:cs="Arial"/>
+          <w:sz w:val="20"/>
+          <w:szCs w:val="20"/>
+        </w:rPr>
+        <w:tab/>
+      </w:r>
+      <w:r>
+        <w:rPr>
+          <w:rFonts w:ascii="Arial" w:hAnsi="Arial" w:cs="Arial"/>
+          <w:sz w:val="20"/>
+          <w:szCs w:val="20"/>
+        </w:rPr>
+        <w:tab/>
+      </w:r>
+      <w:r>
+        <w:rPr>
+          <w:rFonts w:ascii="Arial" w:hAnsi="Arial" w:cs="Arial"/>
+          <w:sz w:val="20"/>
+          <w:szCs w:val="20"/>
+        </w:rPr>
+        <w:tab/>
+      </w:r>
+      <w:r>
+        <w:rPr>
+          <w:rFonts w:ascii="Arial" w:hAnsi="Arial" w:cs="Arial"/>
+          <w:sz w:val="20"/>
+          <w:szCs w:val="20"/>
+        </w:rPr>
+        <w:t xml:space="preserve">   </w:t>
       </w:r>
       <w:r>
         <w:rPr>
           <w:rFonts w:hint="default" w:ascii="Arial" w:hAnsi="Arial" w:cs="Arial"/>
+          <w:sz w:val="20"/>
+          <w:szCs w:val="20"/>
           <w:lang w:val="en-US"/>
         </w:rPr>
-        <w:t xml:space="preserve">    </w:t>
-      </w:r>
-      <w:r>
-        <w:rPr>
-          <w:rFonts w:ascii="Arial" w:hAnsi="Arial" w:cs="Arial"/>
-        </w:rPr>
-        <w:t>District Fire Marshal</w:t>
+        <w:t>{MARSHAL_POSITION}</w:t>
       </w:r>
     </w:p>
     <w:p>

--- a/templates/FSED-Seminar.docx
+++ b/templates/FSED-Seminar.docx
@@ -3018,8 +3018,6 @@
           <w:rFonts w:ascii="Arial" w:hAnsi="Arial" w:cs="Arial"/>
         </w:rPr>
       </w:pPr>
-      <w:bookmarkStart w:id="0" w:name="_GoBack"/>
-      <w:bookmarkEnd w:id="0"/>
     </w:p>
     <w:p>
       <w:pPr>
@@ -3358,6 +3356,17 @@
         </w:rPr>
         <w:t xml:space="preserve">   </w:t>
       </w:r>
+      <w:r>
+        <w:rPr>
+          <w:rFonts w:hint="default" w:ascii="Arial" w:hAnsi="Arial" w:cs="Arial"/>
+          <w:sz w:val="20"/>
+          <w:szCs w:val="20"/>
+          <w:lang w:val="en-US"/>
+        </w:rPr>
+        <w:t xml:space="preserve">               </w:t>
+      </w:r>
+      <w:bookmarkStart w:id="0" w:name="_GoBack"/>
+      <w:bookmarkEnd w:id="0"/>
       <w:r>
         <w:rPr>
           <w:rFonts w:hint="default" w:ascii="Arial" w:hAnsi="Arial" w:cs="Arial"/>

--- a/templates/FSED-Seminar.docx
+++ b/templates/FSED-Seminar.docx
@@ -2254,6 +2254,8 @@
           <w:b/>
         </w:rPr>
       </w:pPr>
+      <w:bookmarkStart w:id="0" w:name="_GoBack"/>
+      <w:bookmarkEnd w:id="0"/>
       <w:r>
         <w:rPr>
           <w:rFonts w:ascii="Times New Roman" w:hAnsi="Times New Roman" w:cs="Times New Roman"/>
@@ -2320,6 +2322,49 @@
                             </w:pPr>
                             <w:r>
                               <w:rPr>
+                                <w:rFonts w:ascii="Helvetica" w:hAnsi="Helvetica" w:eastAsia="Helvetica" w:cs="Helvetica"/>
+                                <w:b/>
+                                <w:bCs/>
+                                <w:i w:val="0"/>
+                                <w:iCs w:val="0"/>
+                                <w:caps w:val="0"/>
+                                <w:color w:val="000000" w:themeColor="text1"/>
+                                <w:spacing w:val="0"/>
+                                <w:sz w:val="22"/>
+                                <w:szCs w:val="22"/>
+                                <w:shd w:val="clear" w:fill="FFFFFF"/>
+                                <w14:textFill>
+                                  <w14:solidFill>
+                                    <w14:schemeClr w14:val="tx1"/>
+                                  </w14:solidFill>
+                                </w14:textFill>
+                              </w:rPr>
+                              <w:t>₱</w:t>
+                            </w:r>
+                            <w:r>
+                              <w:rPr>
+                                <w:rFonts w:hint="default" w:ascii="Helvetica" w:hAnsi="Helvetica" w:eastAsia="Helvetica" w:cs="Helvetica"/>
+                                <w:b/>
+                                <w:bCs/>
+                                <w:i w:val="0"/>
+                                <w:iCs w:val="0"/>
+                                <w:caps w:val="0"/>
+                                <w:color w:val="000000" w:themeColor="text1"/>
+                                <w:spacing w:val="0"/>
+                                <w:sz w:val="22"/>
+                                <w:szCs w:val="22"/>
+                                <w:shd w:val="clear" w:fill="FFFFFF"/>
+                                <w:lang w:val="en-US"/>
+                                <w14:textFill>
+                                  <w14:solidFill>
+                                    <w14:schemeClr w14:val="tx1"/>
+                                  </w14:solidFill>
+                                </w14:textFill>
+                              </w:rPr>
+                              <w:t xml:space="preserve"> </w:t>
+                            </w:r>
+                            <w:r>
+                              <w:rPr>
                                 <w:rFonts w:hint="default" w:ascii="Arial" w:hAnsi="Arial" w:cs="Arial"/>
                                 <w:lang w:val="en-US"/>
                               </w:rPr>
@@ -2354,6 +2399,49 @@
                           <w:lang w:val="en-US"/>
                         </w:rPr>
                       </w:pPr>
+                      <w:r>
+                        <w:rPr>
+                          <w:rFonts w:ascii="Helvetica" w:hAnsi="Helvetica" w:eastAsia="Helvetica" w:cs="Helvetica"/>
+                          <w:b/>
+                          <w:bCs/>
+                          <w:i w:val="0"/>
+                          <w:iCs w:val="0"/>
+                          <w:caps w:val="0"/>
+                          <w:color w:val="000000" w:themeColor="text1"/>
+                          <w:spacing w:val="0"/>
+                          <w:sz w:val="22"/>
+                          <w:szCs w:val="22"/>
+                          <w:shd w:val="clear" w:fill="FFFFFF"/>
+                          <w14:textFill>
+                            <w14:solidFill>
+                              <w14:schemeClr w14:val="tx1"/>
+                            </w14:solidFill>
+                          </w14:textFill>
+                        </w:rPr>
+                        <w:t>₱</w:t>
+                      </w:r>
+                      <w:r>
+                        <w:rPr>
+                          <w:rFonts w:hint="default" w:ascii="Helvetica" w:hAnsi="Helvetica" w:eastAsia="Helvetica" w:cs="Helvetica"/>
+                          <w:b/>
+                          <w:bCs/>
+                          <w:i w:val="0"/>
+                          <w:iCs w:val="0"/>
+                          <w:caps w:val="0"/>
+                          <w:color w:val="000000" w:themeColor="text1"/>
+                          <w:spacing w:val="0"/>
+                          <w:sz w:val="22"/>
+                          <w:szCs w:val="22"/>
+                          <w:shd w:val="clear" w:fill="FFFFFF"/>
+                          <w:lang w:val="en-US"/>
+                          <w14:textFill>
+                            <w14:solidFill>
+                              <w14:schemeClr w14:val="tx1"/>
+                            </w14:solidFill>
+                          </w14:textFill>
+                        </w:rPr>
+                        <w:t xml:space="preserve"> </w:t>
+                      </w:r>
                       <w:r>
                         <w:rPr>
                           <w:rFonts w:hint="default" w:ascii="Arial" w:hAnsi="Arial" w:cs="Arial"/>
@@ -3363,18 +3451,7 @@
           <w:szCs w:val="20"/>
           <w:lang w:val="en-US"/>
         </w:rPr>
-        <w:t xml:space="preserve">               </w:t>
-      </w:r>
-      <w:bookmarkStart w:id="0" w:name="_GoBack"/>
-      <w:bookmarkEnd w:id="0"/>
-      <w:r>
-        <w:rPr>
-          <w:rFonts w:hint="default" w:ascii="Arial" w:hAnsi="Arial" w:cs="Arial"/>
-          <w:sz w:val="20"/>
-          <w:szCs w:val="20"/>
-          <w:lang w:val="en-US"/>
-        </w:rPr>
-        <w:t>{MARSHAL_POSITION}</w:t>
+        <w:t xml:space="preserve">               {MARSHAL_POSITION}</w:t>
       </w:r>
     </w:p>
     <w:p>

--- a/templates/FSED-Seminar.docx
+++ b/templates/FSED-Seminar.docx
@@ -970,7 +970,16 @@
           <w:rFonts w:ascii="Arial" w:hAnsi="Arial" w:cs="Arial"/>
           <w:i/>
         </w:rPr>
-        <w:t xml:space="preserve">                                                                                                                   </w:t>
+        <w:t xml:space="preserve">                                                                  </w:t>
+      </w:r>
+      <w:bookmarkStart w:id="0" w:name="_GoBack"/>
+      <w:bookmarkEnd w:id="0"/>
+      <w:r>
+        <w:rPr>
+          <w:rFonts w:ascii="Arial" w:hAnsi="Arial" w:cs="Arial"/>
+          <w:i/>
+        </w:rPr>
+        <w:t xml:space="preserve">                                                 </w:t>
       </w:r>
     </w:p>
     <w:p>
@@ -1212,7 +1221,25 @@
                                 <w:szCs w:val="22"/>
                                 <w:lang w:val="en-US"/>
                               </w:rPr>
-                              <w:t>{ADDRESS}</w:t>
+                              <w:t>{</w:t>
+                            </w:r>
+                            <w:r>
+                              <w:rPr>
+                                <w:rFonts w:hint="default" w:ascii="Arial" w:hAnsi="Arial" w:cs="Arial"/>
+                                <w:sz w:val="16"/>
+                                <w:szCs w:val="16"/>
+                                <w:lang w:val="en-US"/>
+                              </w:rPr>
+                              <w:t>ADDRESS</w:t>
+                            </w:r>
+                            <w:r>
+                              <w:rPr>
+                                <w:rFonts w:hint="default" w:ascii="Arial" w:hAnsi="Arial" w:cs="Arial"/>
+                                <w:sz w:val="22"/>
+                                <w:szCs w:val="22"/>
+                                <w:lang w:val="en-US"/>
+                              </w:rPr>
+                              <w:t>}</w:t>
                             </w:r>
                           </w:p>
                         </w:txbxContent>
@@ -1253,7 +1280,25 @@
                           <w:szCs w:val="22"/>
                           <w:lang w:val="en-US"/>
                         </w:rPr>
-                        <w:t>{ADDRESS}</w:t>
+                        <w:t>{</w:t>
+                      </w:r>
+                      <w:r>
+                        <w:rPr>
+                          <w:rFonts w:hint="default" w:ascii="Arial" w:hAnsi="Arial" w:cs="Arial"/>
+                          <w:sz w:val="16"/>
+                          <w:szCs w:val="16"/>
+                          <w:lang w:val="en-US"/>
+                        </w:rPr>
+                        <w:t>ADDRESS</w:t>
+                      </w:r>
+                      <w:r>
+                        <w:rPr>
+                          <w:rFonts w:hint="default" w:ascii="Arial" w:hAnsi="Arial" w:cs="Arial"/>
+                          <w:sz w:val="22"/>
+                          <w:szCs w:val="22"/>
+                          <w:lang w:val="en-US"/>
+                        </w:rPr>
+                        <w:t>}</w:t>
                       </w:r>
                     </w:p>
                   </w:txbxContent>
@@ -1687,7 +1732,7 @@
                                 <w:rFonts w:hint="default" w:ascii="Arial" w:hAnsi="Arial" w:cs="Arial"/>
                                 <w:lang w:val="en-US"/>
                               </w:rPr>
-                              <w:t>{ISSUED_DAY}</w:t>
+                              <w:t>{ISSUED_MONTH}</w:t>
                             </w:r>
                           </w:p>
                         </w:txbxContent>
@@ -1724,7 +1769,7 @@
                           <w:rFonts w:hint="default" w:ascii="Arial" w:hAnsi="Arial" w:cs="Arial"/>
                           <w:lang w:val="en-US"/>
                         </w:rPr>
-                        <w:t>{ISSUED_DAY}</w:t>
+                        <w:t>{ISSUED_MONTH}</w:t>
                       </w:r>
                     </w:p>
                   </w:txbxContent>
@@ -1804,7 +1849,7 @@
                                 <w:rFonts w:hint="default" w:ascii="Arial" w:hAnsi="Arial" w:cs="Arial"/>
                                 <w:lang w:val="en-US"/>
                               </w:rPr>
-                              <w:t>{ISSUED_MONTH}</w:t>
+                              <w:t>{ISSUED_DAY}</w:t>
                             </w:r>
                           </w:p>
                         </w:txbxContent>
@@ -1841,7 +1886,7 @@
                           <w:rFonts w:hint="default" w:ascii="Arial" w:hAnsi="Arial" w:cs="Arial"/>
                           <w:lang w:val="en-US"/>
                         </w:rPr>
-                        <w:t>{ISSUED_MONTH}</w:t>
+                        <w:t>{ISSUED_DAY}</w:t>
                       </w:r>
                     </w:p>
                   </w:txbxContent>
@@ -1952,7 +1997,24 @@
                                 <w:rFonts w:hint="default" w:ascii="Arial" w:hAnsi="Arial" w:cs="Arial"/>
                                 <w:lang w:val="en-US"/>
                               </w:rPr>
-                              <w:t>{DATE_VALIDITY}</w:t>
+                              <w:t>{</w:t>
+                            </w:r>
+                            <w:r>
+                              <w:rPr>
+                                <w:rFonts w:hint="default" w:ascii="Arial" w:hAnsi="Arial" w:eastAsia="Times New Roman" w:cs="Arial"/>
+                                <w:color w:val="000000"/>
+                                <w:sz w:val="22"/>
+                                <w:szCs w:val="22"/>
+                                <w:lang w:val="en-US"/>
+                              </w:rPr>
+                              <w:t>CLEARANCE</w:t>
+                            </w:r>
+                            <w:r>
+                              <w:rPr>
+                                <w:rFonts w:hint="default" w:ascii="Arial" w:hAnsi="Arial" w:cs="Arial"/>
+                                <w:lang w:val="en-US"/>
+                              </w:rPr>
+                              <w:t>_VALIDITY}</w:t>
                             </w:r>
                           </w:p>
                         </w:txbxContent>
@@ -1989,7 +2051,24 @@
                           <w:rFonts w:hint="default" w:ascii="Arial" w:hAnsi="Arial" w:cs="Arial"/>
                           <w:lang w:val="en-US"/>
                         </w:rPr>
-                        <w:t>{DATE_VALIDITY}</w:t>
+                        <w:t>{</w:t>
+                      </w:r>
+                      <w:r>
+                        <w:rPr>
+                          <w:rFonts w:hint="default" w:ascii="Arial" w:hAnsi="Arial" w:eastAsia="Times New Roman" w:cs="Arial"/>
+                          <w:color w:val="000000"/>
+                          <w:sz w:val="22"/>
+                          <w:szCs w:val="22"/>
+                          <w:lang w:val="en-US"/>
+                        </w:rPr>
+                        <w:t>CLEARANCE</w:t>
+                      </w:r>
+                      <w:r>
+                        <w:rPr>
+                          <w:rFonts w:hint="default" w:ascii="Arial" w:hAnsi="Arial" w:cs="Arial"/>
+                          <w:lang w:val="en-US"/>
+                        </w:rPr>
+                        <w:t>_VALIDITY}</w:t>
                       </w:r>
                     </w:p>
                   </w:txbxContent>
@@ -2254,8 +2333,6 @@
           <w:b/>
         </w:rPr>
       </w:pPr>
-      <w:bookmarkStart w:id="0" w:name="_GoBack"/>
-      <w:bookmarkEnd w:id="0"/>
       <w:r>
         <w:rPr>
           <w:rFonts w:ascii="Times New Roman" w:hAnsi="Times New Roman" w:cs="Times New Roman"/>

--- a/templates/FSED-Seminar.docx
+++ b/templates/FSED-Seminar.docx
@@ -970,16 +970,7 @@
           <w:rFonts w:ascii="Arial" w:hAnsi="Arial" w:cs="Arial"/>
           <w:i/>
         </w:rPr>
-        <w:t xml:space="preserve">                                                                  </w:t>
-      </w:r>
-      <w:bookmarkStart w:id="0" w:name="_GoBack"/>
-      <w:bookmarkEnd w:id="0"/>
-      <w:r>
-        <w:rPr>
-          <w:rFonts w:ascii="Arial" w:hAnsi="Arial" w:cs="Arial"/>
-          <w:i/>
-        </w:rPr>
-        <w:t xml:space="preserve">                                                 </w:t>
+        <w:t xml:space="preserve">                                                                                                                   </w:t>
       </w:r>
     </w:p>
     <w:p>
@@ -1030,6 +1021,133 @@
           <w:rFonts w:ascii="Arial" w:hAnsi="Arial" w:cs="Arial"/>
         </w:rPr>
       </w:pPr>
+      <w:bookmarkStart w:id="0" w:name="_GoBack"/>
+      <w:bookmarkEnd w:id="0"/>
+      <w:r>
+        <w:rPr>
+          <w:rFonts w:ascii="Times New Roman" w:hAnsi="Times New Roman" w:cs="Times New Roman"/>
+          <w:sz w:val="24"/>
+          <w:szCs w:val="24"/>
+        </w:rPr>
+        <mc:AlternateContent>
+          <mc:Choice Requires="wps">
+            <w:drawing>
+              <wp:anchor distT="0" distB="0" distL="114300" distR="114300" simplePos="0" relativeHeight="251668480" behindDoc="0" locked="0" layoutInCell="1" allowOverlap="1">
+                <wp:simplePos x="0" y="0"/>
+                <wp:positionH relativeFrom="column">
+                  <wp:posOffset>2208530</wp:posOffset>
+                </wp:positionH>
+                <wp:positionV relativeFrom="paragraph">
+                  <wp:posOffset>125730</wp:posOffset>
+                </wp:positionV>
+                <wp:extent cx="3514725" cy="276225"/>
+                <wp:effectExtent l="0" t="0" r="0" b="0"/>
+                <wp:wrapNone/>
+                <wp:docPr id="12" name="Text Box 12"/>
+                <wp:cNvGraphicFramePr/>
+                <a:graphic xmlns:a="http://schemas.openxmlformats.org/drawingml/2006/main">
+                  <a:graphicData uri="http://schemas.microsoft.com/office/word/2010/wordprocessingShape">
+                    <wps:wsp>
+                      <wps:cNvSpPr txBox="1"/>
+                      <wps:spPr>
+                        <a:xfrm>
+                          <a:off x="0" y="0"/>
+                          <a:ext cx="3514725" cy="276225"/>
+                        </a:xfrm>
+                        <a:prstGeom prst="rect">
+                          <a:avLst/>
+                        </a:prstGeom>
+                        <a:noFill/>
+                        <a:ln w="6350">
+                          <a:noFill/>
+                        </a:ln>
+                        <a:effectLst/>
+                      </wps:spPr>
+                      <wps:style>
+                        <a:lnRef idx="0">
+                          <a:schemeClr val="accent1"/>
+                        </a:lnRef>
+                        <a:fillRef idx="0">
+                          <a:schemeClr val="accent1"/>
+                        </a:fillRef>
+                        <a:effectRef idx="0">
+                          <a:schemeClr val="accent1"/>
+                        </a:effectRef>
+                        <a:fontRef idx="minor">
+                          <a:schemeClr val="dk1"/>
+                        </a:fontRef>
+                      </wps:style>
+                      <wps:txbx>
+                        <w:txbxContent>
+                          <w:p>
+                            <w:pPr>
+                              <w:spacing w:after="0" w:line="240" w:lineRule="auto"/>
+                              <w:jc w:val="center"/>
+                              <w:rPr>
+                                <w:rFonts w:hint="default" w:ascii="Arial" w:hAnsi="Arial" w:cs="Arial"/>
+                                <w:sz w:val="16"/>
+                                <w:szCs w:val="16"/>
+                                <w:lang w:val="en-US"/>
+                              </w:rPr>
+                            </w:pPr>
+                            <w:r>
+                              <w:rPr>
+                                <w:rFonts w:hint="default" w:ascii="Arial" w:hAnsi="Arial" w:cs="Arial"/>
+                                <w:sz w:val="16"/>
+                                <w:szCs w:val="16"/>
+                                <w:lang w:val="en-US"/>
+                              </w:rPr>
+                              <w:t xml:space="preserve">{ADDRESS} </w:t>
+                            </w:r>
+                          </w:p>
+                        </w:txbxContent>
+                      </wps:txbx>
+                      <wps:bodyPr rot="0" spcFirstLastPara="0" vertOverflow="overflow" horzOverflow="overflow" vert="horz" wrap="square" lIns="91440" tIns="45720" rIns="91440" bIns="45720" numCol="1" spcCol="0" rtlCol="0" fromWordArt="0" anchor="t" anchorCtr="0" forceAA="0" compatLnSpc="1">
+                        <a:noAutofit/>
+                      </wps:bodyPr>
+                    </wps:wsp>
+                  </a:graphicData>
+                </a:graphic>
+              </wp:anchor>
+            </w:drawing>
+          </mc:Choice>
+          <mc:Fallback>
+            <w:pict>
+              <v:shape id="_x0000_s1026" o:spid="_x0000_s1026" o:spt="202" type="#_x0000_t202" style="position:absolute;left:0pt;margin-left:173.9pt;margin-top:9.9pt;height:21.75pt;width:276.75pt;z-index:251668480;mso-width-relative:page;mso-height-relative:page;" filled="f" stroked="f" coordsize="21600,21600" o:gfxdata="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">
+                <v:fill on="f" focussize="0,0"/>
+                <v:stroke on="f" weight="0.5pt"/>
+                <v:imagedata o:title=""/>
+                <o:lock v:ext="edit" aspectratio="f"/>
+                <v:textbox>
+                  <w:txbxContent>
+                    <w:p>
+                      <w:pPr>
+                        <w:spacing w:after="0" w:line="240" w:lineRule="auto"/>
+                        <w:jc w:val="center"/>
+                        <w:rPr>
+                          <w:rFonts w:hint="default" w:ascii="Arial" w:hAnsi="Arial" w:cs="Arial"/>
+                          <w:sz w:val="16"/>
+                          <w:szCs w:val="16"/>
+                          <w:lang w:val="en-US"/>
+                        </w:rPr>
+                      </w:pPr>
+                      <w:r>
+                        <w:rPr>
+                          <w:rFonts w:hint="default" w:ascii="Arial" w:hAnsi="Arial" w:cs="Arial"/>
+                          <w:sz w:val="16"/>
+                          <w:szCs w:val="16"/>
+                          <w:lang w:val="en-US"/>
+                        </w:rPr>
+                        <w:t xml:space="preserve">{ADDRESS} </w:t>
+                      </w:r>
+                    </w:p>
+                  </w:txbxContent>
+                </v:textbox>
+              </v:shape>
+            </w:pict>
+          </mc:Fallback>
+        </mc:AlternateContent>
+      </w:r>
       <w:r>
         <w:rPr>
           <w:rFonts w:ascii="Times New Roman" w:hAnsi="Times New Roman" w:cs="Times New Roman"/>
@@ -1042,7 +1160,7 @@
               <wp:anchor distT="0" distB="0" distL="114300" distR="114300" simplePos="0" relativeHeight="251670528" behindDoc="0" locked="0" layoutInCell="1" allowOverlap="1">
                 <wp:simplePos x="0" y="0"/>
                 <wp:positionH relativeFrom="column">
-                  <wp:posOffset>205740</wp:posOffset>
+                  <wp:posOffset>7620</wp:posOffset>
                 </wp:positionH>
                 <wp:positionV relativeFrom="paragraph">
                   <wp:posOffset>99695</wp:posOffset>
@@ -1092,12 +1210,16 @@
                               <w:jc w:val="center"/>
                               <w:rPr>
                                 <w:rFonts w:hint="default"/>
+                                <w:sz w:val="18"/>
+                                <w:szCs w:val="18"/>
                                 <w:lang w:val="en-US"/>
                               </w:rPr>
                             </w:pPr>
                             <w:r>
                               <w:rPr>
                                 <w:rFonts w:hint="default"/>
+                                <w:sz w:val="18"/>
+                                <w:szCs w:val="18"/>
                                 <w:lang w:val="en-US"/>
                               </w:rPr>
                               <w:t>{CLEARANCE_DATE}</w:t>
@@ -1116,7 +1238,7 @@
           </mc:Choice>
           <mc:Fallback>
             <w:pict>
-              <v:shape id="_x0000_s1026" o:spid="_x0000_s1026" o:spt="202" type="#_x0000_t202" style="position:absolute;left:0pt;margin-left:16.2pt;margin-top:7.85pt;height:21.75pt;width:133.5pt;z-index:251670528;mso-width-relative:page;mso-height-relative:page;" filled="f" stroked="f" coordsize="21600,21600" o:gfxdata="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">
+              <v:shape id="_x0000_s1026" o:spid="_x0000_s1026" o:spt="202" type="#_x0000_t202" style="position:absolute;left:0pt;margin-left:0.6pt;margin-top:7.85pt;height:21.75pt;width:133.5pt;z-index:251670528;mso-width-relative:page;mso-height-relative:page;" filled="f" stroked="f" coordsize="21600,21600" o:gfxdata="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">
                 <v:fill on="f" focussize="0,0"/>
                 <v:stroke on="f" weight="0.5pt"/>
                 <v:imagedata o:title=""/>
@@ -1129,12 +1251,16 @@
                         <w:jc w:val="center"/>
                         <w:rPr>
                           <w:rFonts w:hint="default"/>
+                          <w:sz w:val="18"/>
+                          <w:szCs w:val="18"/>
                           <w:lang w:val="en-US"/>
                         </w:rPr>
                       </w:pPr>
                       <w:r>
                         <w:rPr>
                           <w:rFonts w:hint="default"/>
+                          <w:sz w:val="18"/>
+                          <w:szCs w:val="18"/>
                           <w:lang w:val="en-US"/>
                         </w:rPr>
                         <w:t>{CLEARANCE_DATE}</w:t>
@@ -1147,167 +1273,6 @@
           </mc:Fallback>
         </mc:AlternateContent>
       </w:r>
-      <w:r>
-        <w:rPr>
-          <w:rFonts w:ascii="Times New Roman" w:hAnsi="Times New Roman" w:cs="Times New Roman"/>
-          <w:sz w:val="24"/>
-          <w:szCs w:val="24"/>
-        </w:rPr>
-        <mc:AlternateContent>
-          <mc:Choice Requires="wps">
-            <w:drawing>
-              <wp:anchor distT="0" distB="0" distL="114300" distR="114300" simplePos="0" relativeHeight="251668480" behindDoc="0" locked="0" layoutInCell="1" allowOverlap="1">
-                <wp:simplePos x="0" y="0"/>
-                <wp:positionH relativeFrom="column">
-                  <wp:posOffset>2513965</wp:posOffset>
-                </wp:positionH>
-                <wp:positionV relativeFrom="paragraph">
-                  <wp:posOffset>109220</wp:posOffset>
-                </wp:positionV>
-                <wp:extent cx="3514725" cy="276225"/>
-                <wp:effectExtent l="0" t="0" r="0" b="0"/>
-                <wp:wrapNone/>
-                <wp:docPr id="12" name="Text Box 12"/>
-                <wp:cNvGraphicFramePr/>
-                <a:graphic xmlns:a="http://schemas.openxmlformats.org/drawingml/2006/main">
-                  <a:graphicData uri="http://schemas.microsoft.com/office/word/2010/wordprocessingShape">
-                    <wps:wsp>
-                      <wps:cNvSpPr txBox="1"/>
-                      <wps:spPr>
-                        <a:xfrm>
-                          <a:off x="0" y="0"/>
-                          <a:ext cx="3514725" cy="276225"/>
-                        </a:xfrm>
-                        <a:prstGeom prst="rect">
-                          <a:avLst/>
-                        </a:prstGeom>
-                        <a:noFill/>
-                        <a:ln w="6350">
-                          <a:noFill/>
-                        </a:ln>
-                        <a:effectLst/>
-                      </wps:spPr>
-                      <wps:style>
-                        <a:lnRef idx="0">
-                          <a:schemeClr val="accent1"/>
-                        </a:lnRef>
-                        <a:fillRef idx="0">
-                          <a:schemeClr val="accent1"/>
-                        </a:fillRef>
-                        <a:effectRef idx="0">
-                          <a:schemeClr val="accent1"/>
-                        </a:effectRef>
-                        <a:fontRef idx="minor">
-                          <a:schemeClr val="dk1"/>
-                        </a:fontRef>
-                      </wps:style>
-                      <wps:txbx>
-                        <w:txbxContent>
-                          <w:p>
-                            <w:pPr>
-                              <w:spacing w:after="0" w:line="240" w:lineRule="auto"/>
-                              <w:jc w:val="center"/>
-                              <w:rPr>
-                                <w:rFonts w:hint="default" w:ascii="Arial" w:hAnsi="Arial" w:cs="Arial"/>
-                                <w:sz w:val="22"/>
-                                <w:szCs w:val="22"/>
-                                <w:lang w:val="en-US"/>
-                              </w:rPr>
-                            </w:pPr>
-                            <w:r>
-                              <w:rPr>
-                                <w:rFonts w:hint="default" w:ascii="Arial" w:hAnsi="Arial" w:cs="Arial"/>
-                                <w:sz w:val="22"/>
-                                <w:szCs w:val="22"/>
-                                <w:lang w:val="en-US"/>
-                              </w:rPr>
-                              <w:t>{</w:t>
-                            </w:r>
-                            <w:r>
-                              <w:rPr>
-                                <w:rFonts w:hint="default" w:ascii="Arial" w:hAnsi="Arial" w:cs="Arial"/>
-                                <w:sz w:val="16"/>
-                                <w:szCs w:val="16"/>
-                                <w:lang w:val="en-US"/>
-                              </w:rPr>
-                              <w:t>ADDRESS</w:t>
-                            </w:r>
-                            <w:r>
-                              <w:rPr>
-                                <w:rFonts w:hint="default" w:ascii="Arial" w:hAnsi="Arial" w:cs="Arial"/>
-                                <w:sz w:val="22"/>
-                                <w:szCs w:val="22"/>
-                                <w:lang w:val="en-US"/>
-                              </w:rPr>
-                              <w:t>}</w:t>
-                            </w:r>
-                          </w:p>
-                        </w:txbxContent>
-                      </wps:txbx>
-                      <wps:bodyPr rot="0" spcFirstLastPara="0" vertOverflow="overflow" horzOverflow="overflow" vert="horz" wrap="square" lIns="91440" tIns="45720" rIns="91440" bIns="45720" numCol="1" spcCol="0" rtlCol="0" fromWordArt="0" anchor="t" anchorCtr="0" forceAA="0" compatLnSpc="1">
-                        <a:noAutofit/>
-                      </wps:bodyPr>
-                    </wps:wsp>
-                  </a:graphicData>
-                </a:graphic>
-              </wp:anchor>
-            </w:drawing>
-          </mc:Choice>
-          <mc:Fallback>
-            <w:pict>
-              <v:shape id="_x0000_s1026" o:spid="_x0000_s1026" o:spt="202" type="#_x0000_t202" style="position:absolute;left:0pt;margin-left:197.95pt;margin-top:8.6pt;height:21.75pt;width:276.75pt;z-index:251668480;mso-width-relative:page;mso-height-relative:page;" filled="f" stroked="f" coordsize="21600,21600" o:gfxdata="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">
-                <v:fill on="f" focussize="0,0"/>
-                <v:stroke on="f" weight="0.5pt"/>
-                <v:imagedata o:title=""/>
-                <o:lock v:ext="edit" aspectratio="f"/>
-                <v:textbox>
-                  <w:txbxContent>
-                    <w:p>
-                      <w:pPr>
-                        <w:spacing w:after="0" w:line="240" w:lineRule="auto"/>
-                        <w:jc w:val="center"/>
-                        <w:rPr>
-                          <w:rFonts w:hint="default" w:ascii="Arial" w:hAnsi="Arial" w:cs="Arial"/>
-                          <w:sz w:val="22"/>
-                          <w:szCs w:val="22"/>
-                          <w:lang w:val="en-US"/>
-                        </w:rPr>
-                      </w:pPr>
-                      <w:r>
-                        <w:rPr>
-                          <w:rFonts w:hint="default" w:ascii="Arial" w:hAnsi="Arial" w:cs="Arial"/>
-                          <w:sz w:val="22"/>
-                          <w:szCs w:val="22"/>
-                          <w:lang w:val="en-US"/>
-                        </w:rPr>
-                        <w:t>{</w:t>
-                      </w:r>
-                      <w:r>
-                        <w:rPr>
-                          <w:rFonts w:hint="default" w:ascii="Arial" w:hAnsi="Arial" w:cs="Arial"/>
-                          <w:sz w:val="16"/>
-                          <w:szCs w:val="16"/>
-                          <w:lang w:val="en-US"/>
-                        </w:rPr>
-                        <w:t>ADDRESS</w:t>
-                      </w:r>
-                      <w:r>
-                        <w:rPr>
-                          <w:rFonts w:hint="default" w:ascii="Arial" w:hAnsi="Arial" w:cs="Arial"/>
-                          <w:sz w:val="22"/>
-                          <w:szCs w:val="22"/>
-                          <w:lang w:val="en-US"/>
-                        </w:rPr>
-                        <w:t>}</w:t>
-                      </w:r>
-                    </w:p>
-                  </w:txbxContent>
-                </v:textbox>
-              </v:shape>
-            </w:pict>
-          </mc:Fallback>
-        </mc:AlternateContent>
-      </w:r>
     </w:p>
     <w:p>
       <w:pPr>
@@ -1322,7 +1287,7 @@
         <w:rPr>
           <w:rFonts w:ascii="Arial" w:hAnsi="Arial" w:cs="Arial"/>
         </w:rPr>
-        <w:t>on ______________________ located at ___________________________________________</w:t>
+        <w:t>on _________________ located at ___________________________________________</w:t>
       </w:r>
       <w:r>
         <w:rPr>
